--- a/specifiction /Progresion between moduals.docx
+++ b/specifiction /Progresion between moduals.docx
@@ -80,13 +80,15 @@
       </w:pPr>
       <w:r>
         <w:rPr>
-          <w:rFonts w:ascii="Times New Roman" w:eastAsia="Times New Roman" w:hAnsi="Times New Roman" w:cs="Times New Roman"/>
           <w:noProof/>
-          <w:kern w:val="0"/>
-          <w:lang w:eastAsia="en-GB"/>
-        </w:rPr>
-        <w:pict w14:anchorId="000C427C">
-          <v:rect id="_x0000_i1124" alt="" style="width:451.3pt;height:.05pt;mso-width-percent:0;mso-height-percent:0;mso-width-percent:0;mso-height-percent:0" o:hralign="center" o:hrstd="t" o:hr="t" fillcolor="#a0a0a0" stroked="f"/>
+        </w:rPr>
+      </w:r>
+      <w:r>
+        <w:pict w14:anchorId="129E9727">
+          <v:rect id="Horizontal Line 1" o:spid="_x0000_s1065" style="width:451.3pt;height:.1pt;visibility:visible;mso-wrap-style:square;mso-left-percent:-10001;mso-top-percent:-10001;mso-position-horizontal:absolute;mso-position-horizontal-relative:char;mso-position-vertical:absolute;mso-position-vertical-relative:line;mso-left-percent:-10001;mso-top-percent:-10001;v-text-anchor:top" o:gfxdata="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" filled="f">
+            <o:lock v:ext="edit" rotation="t" aspectratio="t" verticies="t" text="t" shapetype="t"/>
+            <w10:anchorlock/>
+          </v:rect>
         </w:pict>
       </w:r>
     </w:p>
@@ -169,13 +171,15 @@
       </w:pPr>
       <w:r>
         <w:rPr>
-          <w:rFonts w:ascii="Times New Roman" w:eastAsia="Times New Roman" w:hAnsi="Times New Roman" w:cs="Times New Roman"/>
           <w:noProof/>
-          <w:kern w:val="0"/>
-          <w:lang w:eastAsia="en-GB"/>
-        </w:rPr>
-        <w:pict w14:anchorId="228B1840">
-          <v:rect id="_x0000_i1123" alt="" style="width:451.3pt;height:.05pt;mso-width-percent:0;mso-height-percent:0;mso-width-percent:0;mso-height-percent:0" o:hralign="center" o:hrstd="t" o:hr="t" fillcolor="#a0a0a0" stroked="f"/>
+        </w:rPr>
+      </w:r>
+      <w:r>
+        <w:pict w14:anchorId="5E34FAC3">
+          <v:rect id="Horizontal Line 2" o:spid="_x0000_s1064" style="width:451.3pt;height:.1pt;visibility:visible;mso-wrap-style:square;mso-left-percent:-10001;mso-top-percent:-10001;mso-position-horizontal:absolute;mso-position-horizontal-relative:char;mso-position-vertical:absolute;mso-position-vertical-relative:line;mso-left-percent:-10001;mso-top-percent:-10001;v-text-anchor:top" o:gfxdata="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" filled="f">
+            <o:lock v:ext="edit" rotation="t" aspectratio="t" verticies="t" text="t" shapetype="t"/>
+            <w10:anchorlock/>
+          </v:rect>
         </w:pict>
       </w:r>
     </w:p>
@@ -316,13 +320,15 @@
       </w:pPr>
       <w:r>
         <w:rPr>
-          <w:rFonts w:ascii="Times New Roman" w:eastAsia="Times New Roman" w:hAnsi="Times New Roman" w:cs="Times New Roman"/>
           <w:noProof/>
-          <w:kern w:val="0"/>
-          <w:lang w:eastAsia="en-GB"/>
-        </w:rPr>
-        <w:pict w14:anchorId="1059304C">
-          <v:rect id="_x0000_i1122" alt="" style="width:451.3pt;height:.05pt;mso-width-percent:0;mso-height-percent:0;mso-width-percent:0;mso-height-percent:0" o:hralign="center" o:hrstd="t" o:hr="t" fillcolor="#a0a0a0" stroked="f"/>
+        </w:rPr>
+      </w:r>
+      <w:r>
+        <w:pict w14:anchorId="1D0B0886">
+          <v:rect id="Horizontal Line 3" o:spid="_x0000_s1063" style="width:451.3pt;height:.1pt;visibility:visible;mso-wrap-style:square;mso-left-percent:-10001;mso-top-percent:-10001;mso-position-horizontal:absolute;mso-position-horizontal-relative:char;mso-position-vertical:absolute;mso-position-vertical-relative:line;mso-left-percent:-10001;mso-top-percent:-10001;v-text-anchor:top" o:gfxdata="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" filled="f">
+            <o:lock v:ext="edit" rotation="t" aspectratio="t" verticies="t" text="t" shapetype="t"/>
+            <w10:anchorlock/>
+          </v:rect>
         </w:pict>
       </w:r>
     </w:p>
@@ -526,13 +532,15 @@
       </w:pPr>
       <w:r>
         <w:rPr>
-          <w:rFonts w:ascii="Times New Roman" w:eastAsia="Times New Roman" w:hAnsi="Times New Roman" w:cs="Times New Roman"/>
           <w:noProof/>
-          <w:kern w:val="0"/>
-          <w:lang w:eastAsia="en-GB"/>
-        </w:rPr>
-        <w:pict w14:anchorId="587D8762">
-          <v:rect id="_x0000_i1121" alt="" style="width:451.3pt;height:.05pt;mso-width-percent:0;mso-height-percent:0;mso-width-percent:0;mso-height-percent:0" o:hralign="center" o:hrstd="t" o:hr="t" fillcolor="#a0a0a0" stroked="f"/>
+        </w:rPr>
+      </w:r>
+      <w:r>
+        <w:pict w14:anchorId="49B6CC86">
+          <v:rect id="Horizontal Line 4" o:spid="_x0000_s1062" style="width:451.3pt;height:.1pt;visibility:visible;mso-wrap-style:square;mso-left-percent:-10001;mso-top-percent:-10001;mso-position-horizontal:absolute;mso-position-horizontal-relative:char;mso-position-vertical:absolute;mso-position-vertical-relative:line;mso-left-percent:-10001;mso-top-percent:-10001;v-text-anchor:top" o:gfxdata="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" filled="f">
+            <o:lock v:ext="edit" rotation="t" aspectratio="t" verticies="t" text="t" shapetype="t"/>
+            <w10:anchorlock/>
+          </v:rect>
         </w:pict>
       </w:r>
     </w:p>
@@ -835,13 +843,15 @@
       </w:pPr>
       <w:r>
         <w:rPr>
-          <w:rFonts w:ascii="Times New Roman" w:eastAsia="Times New Roman" w:hAnsi="Times New Roman" w:cs="Times New Roman"/>
           <w:noProof/>
-          <w:kern w:val="0"/>
-          <w:lang w:eastAsia="en-GB"/>
-        </w:rPr>
-        <w:pict w14:anchorId="57F8A61E">
-          <v:rect id="_x0000_i1120" alt="" style="width:451.3pt;height:.05pt;mso-width-percent:0;mso-height-percent:0;mso-width-percent:0;mso-height-percent:0" o:hralign="center" o:hrstd="t" o:hr="t" fillcolor="#a0a0a0" stroked="f"/>
+        </w:rPr>
+      </w:r>
+      <w:r>
+        <w:pict w14:anchorId="12CA3608">
+          <v:rect id="Horizontal Line 5" o:spid="_x0000_s1061" style="width:451.3pt;height:.1pt;visibility:visible;mso-wrap-style:square;mso-left-percent:-10001;mso-top-percent:-10001;mso-position-horizontal:absolute;mso-position-horizontal-relative:char;mso-position-vertical:absolute;mso-position-vertical-relative:line;mso-left-percent:-10001;mso-top-percent:-10001;v-text-anchor:top" o:gfxdata="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" filled="f">
+            <o:lock v:ext="edit" rotation="t" aspectratio="t" verticies="t" text="t" shapetype="t"/>
+            <w10:anchorlock/>
+          </v:rect>
         </w:pict>
       </w:r>
     </w:p>
@@ -920,6 +930,7 @@
           <w14:ligatures w14:val="none"/>
         </w:rPr>
       </w:pPr>
+      <w:bookmarkStart w:id="0" w:name="OLE_LINK1"/>
       <w:r>
         <w:rPr>
           <w:rFonts w:ascii="Times New Roman" w:eastAsia="Times New Roman" w:hAnsi="Times New Roman" w:cs="Times New Roman"/>
@@ -1085,6 +1096,7 @@
         <w:t>now ready to manipulate the sound</w:t>
       </w:r>
     </w:p>
+    <w:bookmarkEnd w:id="0"/>
     <w:p>
       <w:pPr>
         <w:spacing w:after="0" w:line="240" w:lineRule="auto"/>
@@ -1097,13 +1109,15 @@
       </w:pPr>
       <w:r>
         <w:rPr>
-          <w:rFonts w:ascii="Times New Roman" w:eastAsia="Times New Roman" w:hAnsi="Times New Roman" w:cs="Times New Roman"/>
           <w:noProof/>
-          <w:kern w:val="0"/>
-          <w:lang w:eastAsia="en-GB"/>
-        </w:rPr>
-        <w:pict w14:anchorId="66BC4B6B">
-          <v:rect id="_x0000_i1119" alt="" style="width:451.3pt;height:.05pt;mso-width-percent:0;mso-height-percent:0;mso-width-percent:0;mso-height-percent:0" o:hralign="center" o:hrstd="t" o:hr="t" fillcolor="#a0a0a0" stroked="f"/>
+        </w:rPr>
+      </w:r>
+      <w:r>
+        <w:pict w14:anchorId="2B8C530E">
+          <v:rect id="Horizontal Line 6" o:spid="_x0000_s1060" style="width:451.3pt;height:.1pt;visibility:visible;mso-wrap-style:square;mso-left-percent:-10001;mso-top-percent:-10001;mso-position-horizontal:absolute;mso-position-horizontal-relative:char;mso-position-vertical:absolute;mso-position-vertical-relative:line;mso-left-percent:-10001;mso-top-percent:-10001;v-text-anchor:top" o:gfxdata="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" filled="f">
+            <o:lock v:ext="edit" rotation="t" aspectratio="t" verticies="t" text="t" shapetype="t"/>
+            <w10:anchorlock/>
+          </v:rect>
         </w:pict>
       </w:r>
     </w:p>
@@ -1358,13 +1372,15 @@
       </w:pPr>
       <w:r>
         <w:rPr>
-          <w:rFonts w:ascii="Times New Roman" w:eastAsia="Times New Roman" w:hAnsi="Times New Roman" w:cs="Times New Roman"/>
           <w:noProof/>
-          <w:kern w:val="0"/>
-          <w:lang w:eastAsia="en-GB"/>
-        </w:rPr>
-        <w:pict w14:anchorId="42C70C9C">
-          <v:rect id="_x0000_i1118" alt="" style="width:451.3pt;height:.05pt;mso-width-percent:0;mso-height-percent:0;mso-width-percent:0;mso-height-percent:0" o:hralign="center" o:hrstd="t" o:hr="t" fillcolor="#a0a0a0" stroked="f"/>
+        </w:rPr>
+      </w:r>
+      <w:r>
+        <w:pict w14:anchorId="7339B56A">
+          <v:rect id="Horizontal Line 7" o:spid="_x0000_s1059" style="width:451.3pt;height:.1pt;visibility:visible;mso-wrap-style:square;mso-left-percent:-10001;mso-top-percent:-10001;mso-position-horizontal:absolute;mso-position-horizontal-relative:char;mso-position-vertical:absolute;mso-position-vertical-relative:line;mso-left-percent:-10001;mso-top-percent:-10001;v-text-anchor:top" o:gfxdata="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" filled="f">
+            <o:lock v:ext="edit" rotation="t" aspectratio="t" verticies="t" text="t" shapetype="t"/>
+            <w10:anchorlock/>
+          </v:rect>
         </w:pict>
       </w:r>
     </w:p>
@@ -1461,13 +1477,15 @@
       </w:pPr>
       <w:r>
         <w:rPr>
-          <w:rFonts w:ascii="Times New Roman" w:eastAsia="Times New Roman" w:hAnsi="Times New Roman" w:cs="Times New Roman"/>
           <w:noProof/>
-          <w:kern w:val="0"/>
-          <w:lang w:eastAsia="en-GB"/>
-        </w:rPr>
-        <w:pict w14:anchorId="5BCC1606">
-          <v:rect id="_x0000_i1117" alt="" style="width:451.3pt;height:.05pt;mso-width-percent:0;mso-height-percent:0;mso-width-percent:0;mso-height-percent:0" o:hralign="center" o:hrstd="t" o:hr="t" fillcolor="#a0a0a0" stroked="f"/>
+        </w:rPr>
+      </w:r>
+      <w:r>
+        <w:pict w14:anchorId="5557065C">
+          <v:rect id="Horizontal Line 8" o:spid="_x0000_s1058" style="width:451.3pt;height:.1pt;visibility:visible;mso-wrap-style:square;mso-left-percent:-10001;mso-top-percent:-10001;mso-position-horizontal:absolute;mso-position-horizontal-relative:char;mso-position-vertical:absolute;mso-position-vertical-relative:line;mso-left-percent:-10001;mso-top-percent:-10001;v-text-anchor:top" o:gfxdata="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" filled="f">
+            <o:lock v:ext="edit" rotation="t" aspectratio="t" verticies="t" text="t" shapetype="t"/>
+            <w10:anchorlock/>
+          </v:rect>
         </w:pict>
       </w:r>
     </w:p>
@@ -1658,13 +1676,15 @@
       </w:pPr>
       <w:r>
         <w:rPr>
-          <w:rFonts w:ascii="Times New Roman" w:eastAsia="Times New Roman" w:hAnsi="Times New Roman" w:cs="Times New Roman"/>
           <w:noProof/>
-          <w:kern w:val="0"/>
-          <w:lang w:eastAsia="en-GB"/>
-        </w:rPr>
-        <w:pict w14:anchorId="4382D44D">
-          <v:rect id="_x0000_i1116" alt="" style="width:451.3pt;height:.05pt;mso-width-percent:0;mso-height-percent:0;mso-width-percent:0;mso-height-percent:0" o:hralign="center" o:hrstd="t" o:hr="t" fillcolor="#a0a0a0" stroked="f"/>
+        </w:rPr>
+      </w:r>
+      <w:r>
+        <w:pict w14:anchorId="354E71EA">
+          <v:rect id="Horizontal Line 9" o:spid="_x0000_s1057" style="width:451.3pt;height:.1pt;visibility:visible;mso-wrap-style:square;mso-left-percent:-10001;mso-top-percent:-10001;mso-position-horizontal:absolute;mso-position-horizontal-relative:char;mso-position-vertical:absolute;mso-position-vertical-relative:line;mso-left-percent:-10001;mso-top-percent:-10001;v-text-anchor:top" o:gfxdata="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" filled="f">
+            <o:lock v:ext="edit" rotation="t" aspectratio="t" verticies="t" text="t" shapetype="t"/>
+            <w10:anchorlock/>
+          </v:rect>
         </w:pict>
       </w:r>
     </w:p>
@@ -2043,13 +2063,15 @@
       </w:pPr>
       <w:r>
         <w:rPr>
-          <w:rFonts w:ascii="Times New Roman" w:eastAsia="Times New Roman" w:hAnsi="Times New Roman" w:cs="Times New Roman"/>
           <w:noProof/>
-          <w:kern w:val="0"/>
-          <w:lang w:eastAsia="en-GB"/>
-        </w:rPr>
-        <w:pict w14:anchorId="70C7A745">
-          <v:rect id="_x0000_i1115" alt="" style="width:451.3pt;height:.05pt;mso-width-percent:0;mso-height-percent:0;mso-width-percent:0;mso-height-percent:0" o:hralign="center" o:hrstd="t" o:hr="t" fillcolor="#a0a0a0" stroked="f"/>
+        </w:rPr>
+      </w:r>
+      <w:r>
+        <w:pict w14:anchorId="70AED8C1">
+          <v:rect id="Horizontal Line 10" o:spid="_x0000_s1056" style="width:451.3pt;height:.1pt;visibility:visible;mso-wrap-style:square;mso-left-percent:-10001;mso-top-percent:-10001;mso-position-horizontal:absolute;mso-position-horizontal-relative:char;mso-position-vertical:absolute;mso-position-vertical-relative:line;mso-left-percent:-10001;mso-top-percent:-10001;v-text-anchor:top" o:gfxdata="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" filled="f">
+            <o:lock v:ext="edit" rotation="t" aspectratio="t" verticies="t" text="t" shapetype="t"/>
+            <w10:anchorlock/>
+          </v:rect>
         </w:pict>
       </w:r>
     </w:p>
@@ -2258,13 +2280,15 @@
       </w:pPr>
       <w:r>
         <w:rPr>
-          <w:rFonts w:ascii="Times New Roman" w:eastAsia="Times New Roman" w:hAnsi="Times New Roman" w:cs="Times New Roman"/>
           <w:noProof/>
-          <w:kern w:val="0"/>
-          <w:lang w:eastAsia="en-GB"/>
-        </w:rPr>
-        <w:pict w14:anchorId="4F57DD8A">
-          <v:rect id="_x0000_i1114" alt="" style="width:451.3pt;height:.05pt;mso-width-percent:0;mso-height-percent:0;mso-width-percent:0;mso-height-percent:0" o:hralign="center" o:hrstd="t" o:hr="t" fillcolor="#a0a0a0" stroked="f"/>
+        </w:rPr>
+      </w:r>
+      <w:r>
+        <w:pict w14:anchorId="2358707A">
+          <v:rect id="Horizontal Line 11" o:spid="_x0000_s1055" style="width:451.3pt;height:.1pt;visibility:visible;mso-wrap-style:square;mso-left-percent:-10001;mso-top-percent:-10001;mso-position-horizontal:absolute;mso-position-horizontal-relative:char;mso-position-vertical:absolute;mso-position-vertical-relative:line;mso-left-percent:-10001;mso-top-percent:-10001;v-text-anchor:top" o:gfxdata="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" filled="f">
+            <o:lock v:ext="edit" rotation="t" aspectratio="t" verticies="t" text="t" shapetype="t"/>
+            <w10:anchorlock/>
+          </v:rect>
         </w:pict>
       </w:r>
     </w:p>
@@ -2481,13 +2505,15 @@
       </w:pPr>
       <w:r>
         <w:rPr>
-          <w:rFonts w:ascii="Times New Roman" w:eastAsia="Times New Roman" w:hAnsi="Times New Roman" w:cs="Times New Roman"/>
           <w:noProof/>
-          <w:kern w:val="0"/>
-          <w:lang w:eastAsia="en-GB"/>
-        </w:rPr>
-        <w:pict w14:anchorId="4EA47677">
-          <v:rect id="_x0000_i1113" alt="" style="width:451.3pt;height:.05pt;mso-width-percent:0;mso-height-percent:0;mso-width-percent:0;mso-height-percent:0" o:hralign="center" o:hrstd="t" o:hr="t" fillcolor="#a0a0a0" stroked="f"/>
+        </w:rPr>
+      </w:r>
+      <w:r>
+        <w:pict w14:anchorId="0BB70589">
+          <v:rect id="Horizontal Line 12" o:spid="_x0000_s1054" style="width:451.3pt;height:.1pt;visibility:visible;mso-wrap-style:square;mso-left-percent:-10001;mso-top-percent:-10001;mso-position-horizontal:absolute;mso-position-horizontal-relative:char;mso-position-vertical:absolute;mso-position-vertical-relative:line;mso-left-percent:-10001;mso-top-percent:-10001;v-text-anchor:top" o:gfxdata="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" filled="f">
+            <o:lock v:ext="edit" rotation="t" aspectratio="t" verticies="t" text="t" shapetype="t"/>
+            <w10:anchorlock/>
+          </v:rect>
         </w:pict>
       </w:r>
     </w:p>
@@ -2507,6 +2533,7 @@
           <w14:ligatures w14:val="none"/>
         </w:rPr>
       </w:pPr>
+      <w:bookmarkStart w:id="1" w:name="OLE_LINK2"/>
       <w:r>
         <w:rPr>
           <w:rFonts w:ascii="Times New Roman" w:eastAsia="Times New Roman" w:hAnsi="Times New Roman" w:cs="Times New Roman"/>
@@ -3254,6 +3281,7 @@
         </w:tc>
       </w:tr>
     </w:tbl>
+    <w:bookmarkEnd w:id="1"/>
     <w:p>
       <w:pPr>
         <w:spacing w:after="0" w:line="240" w:lineRule="auto"/>
@@ -3266,13 +3294,15 @@
       </w:pPr>
       <w:r>
         <w:rPr>
-          <w:rFonts w:ascii="Times New Roman" w:eastAsia="Times New Roman" w:hAnsi="Times New Roman" w:cs="Times New Roman"/>
           <w:noProof/>
-          <w:kern w:val="0"/>
-          <w:lang w:eastAsia="en-GB"/>
-        </w:rPr>
-        <w:pict w14:anchorId="0DDE3D45">
-          <v:rect id="_x0000_i1112" style="width:0;height:1.5pt" o:hralign="center" o:hrstd="t" o:hr="t" fillcolor="#a0a0a0" stroked="f"/>
+        </w:rPr>
+      </w:r>
+      <w:r>
+        <w:pict w14:anchorId="56CE16DC">
+          <v:rect id="Horizontal Line 13" o:spid="_x0000_s1053" style="width:451.3pt;height:.1pt;visibility:visible;mso-wrap-style:square;mso-left-percent:-10001;mso-top-percent:-10001;mso-position-horizontal:absolute;mso-position-horizontal-relative:char;mso-position-vertical:absolute;mso-position-vertical-relative:line;mso-left-percent:-10001;mso-top-percent:-10001;v-text-anchor:top" o:gfxdata="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" filled="f">
+            <o:lock v:ext="edit" rotation="t" aspectratio="t" verticies="t" text="t" shapetype="t"/>
+            <w10:anchorlock/>
+          </v:rect>
         </w:pict>
       </w:r>
     </w:p>
@@ -3347,13 +3377,15 @@
       </w:pPr>
       <w:r>
         <w:rPr>
-          <w:rFonts w:ascii="Times New Roman" w:eastAsia="Times New Roman" w:hAnsi="Times New Roman" w:cs="Times New Roman"/>
           <w:noProof/>
-          <w:kern w:val="0"/>
-          <w:lang w:eastAsia="en-GB"/>
-        </w:rPr>
-        <w:pict w14:anchorId="2024B7B9">
-          <v:rect id="_x0000_i1111" style="width:0;height:1.5pt" o:hralign="center" o:hrstd="t" o:hr="t" fillcolor="#a0a0a0" stroked="f"/>
+        </w:rPr>
+      </w:r>
+      <w:r>
+        <w:pict w14:anchorId="17CE9E4E">
+          <v:rect id="Horizontal Line 14" o:spid="_x0000_s1052" style="width:451.3pt;height:.1pt;visibility:visible;mso-wrap-style:square;mso-left-percent:-10001;mso-top-percent:-10001;mso-position-horizontal:absolute;mso-position-horizontal-relative:char;mso-position-vertical:absolute;mso-position-vertical-relative:line;mso-left-percent:-10001;mso-top-percent:-10001;v-text-anchor:top" o:gfxdata="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" filled="f">
+            <o:lock v:ext="edit" rotation="t" aspectratio="t" verticies="t" text="t" shapetype="t"/>
+            <w10:anchorlock/>
+          </v:rect>
         </w:pict>
       </w:r>
     </w:p>
@@ -3478,13 +3510,15 @@
       </w:pPr>
       <w:r>
         <w:rPr>
-          <w:rFonts w:ascii="Times New Roman" w:eastAsia="Times New Roman" w:hAnsi="Times New Roman" w:cs="Times New Roman"/>
           <w:noProof/>
-          <w:kern w:val="0"/>
-          <w:lang w:eastAsia="en-GB"/>
-        </w:rPr>
-        <w:pict w14:anchorId="2D3AC4FB">
-          <v:rect id="_x0000_i1110" style="width:0;height:1.5pt" o:hralign="center" o:hrstd="t" o:hr="t" fillcolor="#a0a0a0" stroked="f"/>
+        </w:rPr>
+      </w:r>
+      <w:r>
+        <w:pict w14:anchorId="6D825195">
+          <v:rect id="Horizontal Line 15" o:spid="_x0000_s1051" style="width:451.3pt;height:.1pt;visibility:visible;mso-wrap-style:square;mso-left-percent:-10001;mso-top-percent:-10001;mso-position-horizontal:absolute;mso-position-horizontal-relative:char;mso-position-vertical:absolute;mso-position-vertical-relative:line;mso-left-percent:-10001;mso-top-percent:-10001;v-text-anchor:top" o:gfxdata="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" filled="f">
+            <o:lock v:ext="edit" rotation="t" aspectratio="t" verticies="t" text="t" shapetype="t"/>
+            <w10:anchorlock/>
+          </v:rect>
         </w:pict>
       </w:r>
     </w:p>
@@ -3719,13 +3753,15 @@
       </w:pPr>
       <w:r>
         <w:rPr>
-          <w:rFonts w:ascii="Times New Roman" w:eastAsia="Times New Roman" w:hAnsi="Times New Roman" w:cs="Times New Roman"/>
           <w:noProof/>
-          <w:kern w:val="0"/>
-          <w:lang w:eastAsia="en-GB"/>
-        </w:rPr>
-        <w:pict w14:anchorId="741670BC">
-          <v:rect id="_x0000_i1109" alt="" style="width:451.3pt;height:.05pt;mso-width-percent:0;mso-height-percent:0;mso-width-percent:0;mso-height-percent:0" o:hralign="center" o:hrstd="t" o:hr="t" fillcolor="#a0a0a0" stroked="f"/>
+        </w:rPr>
+      </w:r>
+      <w:r>
+        <w:pict w14:anchorId="7D8EA9D4">
+          <v:rect id="Horizontal Line 16" o:spid="_x0000_s1050" style="width:451.3pt;height:.1pt;visibility:visible;mso-wrap-style:square;mso-left-percent:-10001;mso-top-percent:-10001;mso-position-horizontal:absolute;mso-position-horizontal-relative:char;mso-position-vertical:absolute;mso-position-vertical-relative:line;mso-left-percent:-10001;mso-top-percent:-10001;v-text-anchor:top" o:gfxdata="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" filled="f">
+            <o:lock v:ext="edit" rotation="t" aspectratio="t" verticies="t" text="t" shapetype="t"/>
+            <w10:anchorlock/>
+          </v:rect>
         </w:pict>
       </w:r>
     </w:p>
@@ -3956,13 +3992,15 @@
       </w:pPr>
       <w:r>
         <w:rPr>
-          <w:rFonts w:ascii="Times New Roman" w:eastAsia="Times New Roman" w:hAnsi="Times New Roman" w:cs="Times New Roman"/>
           <w:noProof/>
-          <w:kern w:val="0"/>
-          <w:lang w:eastAsia="en-GB"/>
-        </w:rPr>
-        <w:pict w14:anchorId="36F8517B">
-          <v:rect id="_x0000_i1108" style="width:0;height:1.5pt" o:hralign="center" o:hrstd="t" o:hr="t" fillcolor="#a0a0a0" stroked="f"/>
+        </w:rPr>
+      </w:r>
+      <w:r>
+        <w:pict w14:anchorId="39463ADD">
+          <v:rect id="Horizontal Line 17" o:spid="_x0000_s1049" style="width:451.3pt;height:.1pt;visibility:visible;mso-wrap-style:square;mso-left-percent:-10001;mso-top-percent:-10001;mso-position-horizontal:absolute;mso-position-horizontal-relative:char;mso-position-vertical:absolute;mso-position-vertical-relative:line;mso-left-percent:-10001;mso-top-percent:-10001;v-text-anchor:top" o:gfxdata="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" filled="f">
+            <o:lock v:ext="edit" rotation="t" aspectratio="t" verticies="t" text="t" shapetype="t"/>
+            <w10:anchorlock/>
+          </v:rect>
         </w:pict>
       </w:r>
     </w:p>
@@ -4440,13 +4478,15 @@
       </w:pPr>
       <w:r>
         <w:rPr>
-          <w:rFonts w:ascii="Times New Roman" w:eastAsia="Times New Roman" w:hAnsi="Times New Roman" w:cs="Times New Roman"/>
           <w:noProof/>
-          <w:kern w:val="0"/>
-          <w:lang w:eastAsia="en-GB"/>
-        </w:rPr>
-        <w:pict w14:anchorId="42ADEE2F">
-          <v:rect id="_x0000_i1107" alt="" style="width:451.3pt;height:.05pt;mso-width-percent:0;mso-height-percent:0;mso-width-percent:0;mso-height-percent:0" o:hralign="center" o:hrstd="t" o:hr="t" fillcolor="#a0a0a0" stroked="f"/>
+        </w:rPr>
+      </w:r>
+      <w:r>
+        <w:pict w14:anchorId="30893C5B">
+          <v:rect id="Horizontal Line 18" o:spid="_x0000_s1048" style="width:451.3pt;height:.1pt;visibility:visible;mso-wrap-style:square;mso-left-percent:-10001;mso-top-percent:-10001;mso-position-horizontal:absolute;mso-position-horizontal-relative:char;mso-position-vertical:absolute;mso-position-vertical-relative:line;mso-left-percent:-10001;mso-top-percent:-10001;v-text-anchor:top" o:gfxdata="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" filled="f">
+            <o:lock v:ext="edit" rotation="t" aspectratio="t" verticies="t" text="t" shapetype="t"/>
+            <w10:anchorlock/>
+          </v:rect>
         </w:pict>
       </w:r>
     </w:p>
@@ -4617,6 +4657,7 @@
           <w14:ligatures w14:val="none"/>
         </w:rPr>
       </w:pPr>
+      <w:bookmarkStart w:id="2" w:name="OLE_LINK3"/>
       <w:r>
         <w:rPr>
           <w:rFonts w:ascii="Times New Roman" w:eastAsia="Times New Roman" w:hAnsi="Times New Roman" w:cs="Times New Roman"/>
@@ -4706,6 +4747,7 @@
         <w:t>tracks correctness</w:t>
       </w:r>
     </w:p>
+    <w:bookmarkEnd w:id="2"/>
     <w:p>
       <w:pPr>
         <w:spacing w:after="0" w:line="240" w:lineRule="auto"/>
@@ -4718,13 +4760,15 @@
       </w:pPr>
       <w:r>
         <w:rPr>
-          <w:rFonts w:ascii="Times New Roman" w:eastAsia="Times New Roman" w:hAnsi="Times New Roman" w:cs="Times New Roman"/>
           <w:noProof/>
-          <w:kern w:val="0"/>
-          <w:lang w:eastAsia="en-GB"/>
-        </w:rPr>
-        <w:pict w14:anchorId="78B1118D">
-          <v:rect id="_x0000_i1106" alt="" style="width:451.3pt;height:.05pt;mso-width-percent:0;mso-height-percent:0;mso-width-percent:0;mso-height-percent:0" o:hralign="center" o:hrstd="t" o:hr="t" fillcolor="#a0a0a0" stroked="f"/>
+        </w:rPr>
+      </w:r>
+      <w:r>
+        <w:pict w14:anchorId="450322E7">
+          <v:rect id="Horizontal Line 19" o:spid="_x0000_s1047" style="width:451.3pt;height:.1pt;visibility:visible;mso-wrap-style:square;mso-left-percent:-10001;mso-top-percent:-10001;mso-position-horizontal:absolute;mso-position-horizontal-relative:char;mso-position-vertical:absolute;mso-position-vertical-relative:line;mso-left-percent:-10001;mso-top-percent:-10001;v-text-anchor:top" o:gfxdata="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" filled="f">
+            <o:lock v:ext="edit" rotation="t" aspectratio="t" verticies="t" text="t" shapetype="t"/>
+            <w10:anchorlock/>
+          </v:rect>
         </w:pict>
       </w:r>
     </w:p>
@@ -4954,13 +4998,15 @@
       </w:pPr>
       <w:r>
         <w:rPr>
-          <w:rFonts w:ascii="Times New Roman" w:eastAsia="Times New Roman" w:hAnsi="Times New Roman" w:cs="Times New Roman"/>
           <w:noProof/>
-          <w:kern w:val="0"/>
-          <w:lang w:eastAsia="en-GB"/>
-        </w:rPr>
-        <w:pict w14:anchorId="7B0623B9">
-          <v:rect id="_x0000_i1105" alt="" style="width:451.3pt;height:.05pt;mso-width-percent:0;mso-height-percent:0;mso-width-percent:0;mso-height-percent:0" o:hralign="center" o:hrstd="t" o:hr="t" fillcolor="#a0a0a0" stroked="f"/>
+        </w:rPr>
+      </w:r>
+      <w:r>
+        <w:pict w14:anchorId="2C5452D6">
+          <v:rect id="Horizontal Line 20" o:spid="_x0000_s1046" style="width:451.3pt;height:.1pt;visibility:visible;mso-wrap-style:square;mso-left-percent:-10001;mso-top-percent:-10001;mso-position-horizontal:absolute;mso-position-horizontal-relative:char;mso-position-vertical:absolute;mso-position-vertical-relative:line;mso-left-percent:-10001;mso-top-percent:-10001;v-text-anchor:top" o:gfxdata="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" filled="f">
+            <o:lock v:ext="edit" rotation="t" aspectratio="t" verticies="t" text="t" shapetype="t"/>
+            <w10:anchorlock/>
+          </v:rect>
         </w:pict>
       </w:r>
     </w:p>
@@ -5200,13 +5246,15 @@
       </w:pPr>
       <w:r>
         <w:rPr>
-          <w:rFonts w:ascii="Times New Roman" w:eastAsia="Times New Roman" w:hAnsi="Times New Roman" w:cs="Times New Roman"/>
           <w:noProof/>
-          <w:kern w:val="0"/>
-          <w:lang w:eastAsia="en-GB"/>
-        </w:rPr>
-        <w:pict w14:anchorId="01B713CA">
-          <v:rect id="_x0000_i1104" alt="" style="width:451.3pt;height:.05pt;mso-width-percent:0;mso-height-percent:0;mso-width-percent:0;mso-height-percent:0" o:hralign="center" o:hrstd="t" o:hr="t" fillcolor="#a0a0a0" stroked="f"/>
+        </w:rPr>
+      </w:r>
+      <w:r>
+        <w:pict w14:anchorId="7E7803F9">
+          <v:rect id="Horizontal Line 21" o:spid="_x0000_s1045" style="width:451.3pt;height:.1pt;visibility:visible;mso-wrap-style:square;mso-left-percent:-10001;mso-top-percent:-10001;mso-position-horizontal:absolute;mso-position-horizontal-relative:char;mso-position-vertical:absolute;mso-position-vertical-relative:line;mso-left-percent:-10001;mso-top-percent:-10001;v-text-anchor:top" o:gfxdata="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" filled="f">
+            <o:lock v:ext="edit" rotation="t" aspectratio="t" verticies="t" text="t" shapetype="t"/>
+            <w10:anchorlock/>
+          </v:rect>
         </w:pict>
       </w:r>
     </w:p>
@@ -5254,13 +5302,15 @@
       </w:pPr>
       <w:r>
         <w:rPr>
-          <w:rFonts w:ascii="Times New Roman" w:eastAsia="Times New Roman" w:hAnsi="Times New Roman" w:cs="Times New Roman"/>
           <w:noProof/>
-          <w:kern w:val="0"/>
-          <w:lang w:eastAsia="en-GB"/>
-        </w:rPr>
-        <w:pict w14:anchorId="535C9B16">
-          <v:rect id="_x0000_i1103" alt="" style="width:451.3pt;height:.05pt;mso-width-percent:0;mso-height-percent:0;mso-width-percent:0;mso-height-percent:0" o:hralign="center" o:hrstd="t" o:hr="t" fillcolor="#a0a0a0" stroked="f"/>
+        </w:rPr>
+      </w:r>
+      <w:r>
+        <w:pict w14:anchorId="650AA18B">
+          <v:rect id="Horizontal Line 22" o:spid="_x0000_s1044" style="width:451.3pt;height:.1pt;visibility:visible;mso-wrap-style:square;mso-left-percent:-10001;mso-top-percent:-10001;mso-position-horizontal:absolute;mso-position-horizontal-relative:char;mso-position-vertical:absolute;mso-position-vertical-relative:line;mso-left-percent:-10001;mso-top-percent:-10001;v-text-anchor:top" o:gfxdata="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" filled="f">
+            <o:lock v:ext="edit" rotation="t" aspectratio="t" verticies="t" text="t" shapetype="t"/>
+            <w10:anchorlock/>
+          </v:rect>
         </w:pict>
       </w:r>
     </w:p>
@@ -5335,13 +5385,15 @@
       </w:pPr>
       <w:r>
         <w:rPr>
-          <w:rFonts w:ascii="Times New Roman" w:eastAsia="Times New Roman" w:hAnsi="Times New Roman" w:cs="Times New Roman"/>
           <w:noProof/>
-          <w:kern w:val="0"/>
-          <w:lang w:eastAsia="en-GB"/>
-        </w:rPr>
-        <w:pict w14:anchorId="449AED4E">
-          <v:rect id="_x0000_i1102" style="width:0;height:1.5pt" o:hralign="center" o:hrstd="t" o:hr="t" fillcolor="#a0a0a0" stroked="f"/>
+        </w:rPr>
+      </w:r>
+      <w:r>
+        <w:pict w14:anchorId="12DBD728">
+          <v:rect id="Horizontal Line 23" o:spid="_x0000_s1043" style="width:451.3pt;height:.1pt;visibility:visible;mso-wrap-style:square;mso-left-percent:-10001;mso-top-percent:-10001;mso-position-horizontal:absolute;mso-position-horizontal-relative:char;mso-position-vertical:absolute;mso-position-vertical-relative:line;mso-left-percent:-10001;mso-top-percent:-10001;v-text-anchor:top" o:gfxdata="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" filled="f">
+            <o:lock v:ext="edit" rotation="t" aspectratio="t" verticies="t" text="t" shapetype="t"/>
+            <w10:anchorlock/>
+          </v:rect>
         </w:pict>
       </w:r>
     </w:p>
@@ -5480,13 +5532,15 @@
       </w:pPr>
       <w:r>
         <w:rPr>
-          <w:rFonts w:ascii="Times New Roman" w:eastAsia="Times New Roman" w:hAnsi="Times New Roman" w:cs="Times New Roman"/>
           <w:noProof/>
-          <w:kern w:val="0"/>
-          <w:lang w:eastAsia="en-GB"/>
-        </w:rPr>
-        <w:pict w14:anchorId="5C1E08DE">
-          <v:rect id="_x0000_i1101" alt="" style="width:451.3pt;height:.05pt;mso-width-percent:0;mso-height-percent:0;mso-width-percent:0;mso-height-percent:0" o:hralign="center" o:hrstd="t" o:hr="t" fillcolor="#a0a0a0" stroked="f"/>
+        </w:rPr>
+      </w:r>
+      <w:r>
+        <w:pict w14:anchorId="2DBE2048">
+          <v:rect id="Horizontal Line 24" o:spid="_x0000_s1042" style="width:451.3pt;height:.1pt;visibility:visible;mso-wrap-style:square;mso-left-percent:-10001;mso-top-percent:-10001;mso-position-horizontal:absolute;mso-position-horizontal-relative:char;mso-position-vertical:absolute;mso-position-vertical-relative:line;mso-left-percent:-10001;mso-top-percent:-10001;v-text-anchor:top" o:gfxdata="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" filled="f">
+            <o:lock v:ext="edit" rotation="t" aspectratio="t" verticies="t" text="t" shapetype="t"/>
+            <w10:anchorlock/>
+          </v:rect>
         </w:pict>
       </w:r>
     </w:p>
@@ -5637,13 +5691,15 @@
       </w:pPr>
       <w:r>
         <w:rPr>
-          <w:rFonts w:ascii="Times New Roman" w:eastAsia="Times New Roman" w:hAnsi="Times New Roman" w:cs="Times New Roman"/>
           <w:noProof/>
-          <w:kern w:val="0"/>
-          <w:lang w:eastAsia="en-GB"/>
-        </w:rPr>
-        <w:pict w14:anchorId="76F97103">
-          <v:rect id="_x0000_i1100" alt="" style="width:451.3pt;height:.05pt;mso-width-percent:0;mso-height-percent:0;mso-width-percent:0;mso-height-percent:0" o:hralign="center" o:hrstd="t" o:hr="t" fillcolor="#a0a0a0" stroked="f"/>
+        </w:rPr>
+      </w:r>
+      <w:r>
+        <w:pict w14:anchorId="1A5180B4">
+          <v:rect id="Horizontal Line 25" o:spid="_x0000_s1041" style="width:451.3pt;height:.1pt;visibility:visible;mso-wrap-style:square;mso-left-percent:-10001;mso-top-percent:-10001;mso-position-horizontal:absolute;mso-position-horizontal-relative:char;mso-position-vertical:absolute;mso-position-vertical-relative:line;mso-left-percent:-10001;mso-top-percent:-10001;v-text-anchor:top" o:gfxdata="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" filled="f">
+            <o:lock v:ext="edit" rotation="t" aspectratio="t" verticies="t" text="t" shapetype="t"/>
+            <w10:anchorlock/>
+          </v:rect>
         </w:pict>
       </w:r>
     </w:p>
@@ -5818,13 +5874,15 @@
       </w:pPr>
       <w:r>
         <w:rPr>
-          <w:rFonts w:ascii="Times New Roman" w:eastAsia="Times New Roman" w:hAnsi="Times New Roman" w:cs="Times New Roman"/>
           <w:noProof/>
-          <w:kern w:val="0"/>
-          <w:lang w:eastAsia="en-GB"/>
-        </w:rPr>
-        <w:pict w14:anchorId="448280C6">
-          <v:rect id="_x0000_i1099" alt="" style="width:451.3pt;height:.05pt;mso-width-percent:0;mso-height-percent:0;mso-width-percent:0;mso-height-percent:0" o:hralign="center" o:hrstd="t" o:hr="t" fillcolor="#a0a0a0" stroked="f"/>
+        </w:rPr>
+      </w:r>
+      <w:r>
+        <w:pict w14:anchorId="602A1CC4">
+          <v:rect id="Horizontal Line 26" o:spid="_x0000_s1040" style="width:451.3pt;height:.1pt;visibility:visible;mso-wrap-style:square;mso-left-percent:-10001;mso-top-percent:-10001;mso-position-horizontal:absolute;mso-position-horizontal-relative:char;mso-position-vertical:absolute;mso-position-vertical-relative:line;mso-left-percent:-10001;mso-top-percent:-10001;v-text-anchor:top" o:gfxdata="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" filled="f">
+            <o:lock v:ext="edit" rotation="t" aspectratio="t" verticies="t" text="t" shapetype="t"/>
+            <w10:anchorlock/>
+          </v:rect>
         </w:pict>
       </w:r>
     </w:p>
@@ -5937,13 +5995,15 @@
       </w:pPr>
       <w:r>
         <w:rPr>
-          <w:rFonts w:ascii="Times New Roman" w:eastAsia="Times New Roman" w:hAnsi="Times New Roman" w:cs="Times New Roman"/>
           <w:noProof/>
-          <w:kern w:val="0"/>
-          <w:lang w:eastAsia="en-GB"/>
-        </w:rPr>
-        <w:pict w14:anchorId="59C49BB2">
-          <v:rect id="_x0000_i1098" alt="" style="width:451.3pt;height:.05pt;mso-width-percent:0;mso-height-percent:0;mso-width-percent:0;mso-height-percent:0" o:hralign="center" o:hrstd="t" o:hr="t" fillcolor="#a0a0a0" stroked="f"/>
+        </w:rPr>
+      </w:r>
+      <w:r>
+        <w:pict w14:anchorId="196B4FA5">
+          <v:rect id="Horizontal Line 27" o:spid="_x0000_s1039" style="width:451.3pt;height:.1pt;visibility:visible;mso-wrap-style:square;mso-left-percent:-10001;mso-top-percent:-10001;mso-position-horizontal:absolute;mso-position-horizontal-relative:char;mso-position-vertical:absolute;mso-position-vertical-relative:line;mso-left-percent:-10001;mso-top-percent:-10001;v-text-anchor:top" o:gfxdata="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" filled="f">
+            <o:lock v:ext="edit" rotation="t" aspectratio="t" verticies="t" text="t" shapetype="t"/>
+            <w10:anchorlock/>
+          </v:rect>
         </w:pict>
       </w:r>
     </w:p>
@@ -6350,13 +6410,15 @@
       </w:pPr>
       <w:r>
         <w:rPr>
-          <w:rFonts w:ascii="Times New Roman" w:eastAsia="Times New Roman" w:hAnsi="Times New Roman" w:cs="Times New Roman"/>
           <w:noProof/>
-          <w:kern w:val="0"/>
-          <w:lang w:eastAsia="en-GB"/>
-        </w:rPr>
-        <w:pict w14:anchorId="548CD18B">
-          <v:rect id="_x0000_i1097" alt="" style="width:451.3pt;height:.05pt;mso-width-percent:0;mso-height-percent:0;mso-width-percent:0;mso-height-percent:0" o:hralign="center" o:hrstd="t" o:hr="t" fillcolor="#a0a0a0" stroked="f"/>
+        </w:rPr>
+      </w:r>
+      <w:r>
+        <w:pict w14:anchorId="7AE5A464">
+          <v:rect id="Horizontal Line 28" o:spid="_x0000_s1038" style="width:451.3pt;height:.1pt;visibility:visible;mso-wrap-style:square;mso-left-percent:-10001;mso-top-percent:-10001;mso-position-horizontal:absolute;mso-position-horizontal-relative:char;mso-position-vertical:absolute;mso-position-vertical-relative:line;mso-left-percent:-10001;mso-top-percent:-10001;v-text-anchor:top" o:gfxdata="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" filled="f">
+            <o:lock v:ext="edit" rotation="t" aspectratio="t" verticies="t" text="t" shapetype="t"/>
+            <w10:anchorlock/>
+          </v:rect>
         </w:pict>
       </w:r>
     </w:p>
@@ -6583,13 +6645,15 @@
       </w:pPr>
       <w:r>
         <w:rPr>
-          <w:rFonts w:ascii="Times New Roman" w:eastAsia="Times New Roman" w:hAnsi="Times New Roman" w:cs="Times New Roman"/>
           <w:noProof/>
-          <w:kern w:val="0"/>
-          <w:lang w:eastAsia="en-GB"/>
-        </w:rPr>
-        <w:pict w14:anchorId="3430FC19">
-          <v:rect id="_x0000_i1096" alt="" style="width:451.3pt;height:.05pt;mso-width-percent:0;mso-height-percent:0;mso-width-percent:0;mso-height-percent:0" o:hralign="center" o:hrstd="t" o:hr="t" fillcolor="#a0a0a0" stroked="f"/>
+        </w:rPr>
+      </w:r>
+      <w:r>
+        <w:pict w14:anchorId="390C5650">
+          <v:rect id="Horizontal Line 29" o:spid="_x0000_s1037" style="width:451.3pt;height:.1pt;visibility:visible;mso-wrap-style:square;mso-left-percent:-10001;mso-top-percent:-10001;mso-position-horizontal:absolute;mso-position-horizontal-relative:char;mso-position-vertical:absolute;mso-position-vertical-relative:line;mso-left-percent:-10001;mso-top-percent:-10001;v-text-anchor:top" o:gfxdata="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" filled="f">
+            <o:lock v:ext="edit" rotation="t" aspectratio="t" verticies="t" text="t" shapetype="t"/>
+            <w10:anchorlock/>
+          </v:rect>
         </w:pict>
       </w:r>
     </w:p>
@@ -6672,13 +6736,15 @@
       </w:pPr>
       <w:r>
         <w:rPr>
-          <w:rFonts w:ascii="Times New Roman" w:eastAsia="Times New Roman" w:hAnsi="Times New Roman" w:cs="Times New Roman"/>
           <w:noProof/>
-          <w:kern w:val="0"/>
-          <w:lang w:eastAsia="en-GB"/>
-        </w:rPr>
-        <w:pict w14:anchorId="2ABA0D0F">
-          <v:rect id="_x0000_i1095" style="width:0;height:1.5pt" o:hralign="center" o:hrstd="t" o:hr="t" fillcolor="#a0a0a0" stroked="f"/>
+        </w:rPr>
+      </w:r>
+      <w:r>
+        <w:pict w14:anchorId="4802710D">
+          <v:rect id="Horizontal Line 30" o:spid="_x0000_s1036" style="width:451.3pt;height:.1pt;visibility:visible;mso-wrap-style:square;mso-left-percent:-10001;mso-top-percent:-10001;mso-position-horizontal:absolute;mso-position-horizontal-relative:char;mso-position-vertical:absolute;mso-position-vertical-relative:line;mso-left-percent:-10001;mso-top-percent:-10001;v-text-anchor:top" o:gfxdata="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" filled="f">
+            <o:lock v:ext="edit" rotation="t" aspectratio="t" verticies="t" text="t" shapetype="t"/>
+            <w10:anchorlock/>
+          </v:rect>
         </w:pict>
       </w:r>
     </w:p>
@@ -7650,13 +7716,15 @@
       </w:pPr>
       <w:r>
         <w:rPr>
-          <w:rFonts w:ascii="Times New Roman" w:eastAsia="Times New Roman" w:hAnsi="Times New Roman" w:cs="Times New Roman"/>
-          <w:kern w:val="0"/>
-          <w:lang w:eastAsia="en-GB"/>
-          <w14:ligatures w14:val="none"/>
-        </w:rPr>
-        <w:pict w14:anchorId="2FC7A6C1">
-          <v:rect id="_x0000_i1085" style="width:0;height:1.5pt" o:hralign="center" o:hrstd="t" o:hr="t" fillcolor="#a0a0a0" stroked="f"/>
+          <w:noProof/>
+        </w:rPr>
+      </w:r>
+      <w:r>
+        <w:pict w14:anchorId="3E68C02E">
+          <v:rect id="Horizontal Line 61" o:spid="_x0000_s1035" style="width:1096.65pt;height:.1pt;visibility:visible;mso-wrap-style:square;mso-left-percent:-10001;mso-top-percent:-10001;mso-position-horizontal:absolute;mso-position-horizontal-relative:char;mso-position-vertical:absolute;mso-position-vertical-relative:line;mso-left-percent:-10001;mso-top-percent:-10001;v-text-anchor:top" o:gfxdata="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" filled="f">
+            <o:lock v:ext="edit" rotation="t" aspectratio="t" verticies="t" text="t" shapetype="t"/>
+            <w10:anchorlock/>
+          </v:rect>
         </w:pict>
       </w:r>
     </w:p>
@@ -8131,13 +8199,15 @@
       </w:pPr>
       <w:r>
         <w:rPr>
-          <w:rFonts w:ascii="Times New Roman" w:eastAsia="Times New Roman" w:hAnsi="Times New Roman" w:cs="Times New Roman"/>
-          <w:kern w:val="0"/>
-          <w:lang w:eastAsia="en-GB"/>
-          <w14:ligatures w14:val="none"/>
-        </w:rPr>
-        <w:pict w14:anchorId="1954FB4E">
-          <v:rect id="_x0000_i1086" style="width:0;height:1.5pt" o:hralign="center" o:hrstd="t" o:hr="t" fillcolor="#a0a0a0" stroked="f"/>
+          <w:noProof/>
+        </w:rPr>
+      </w:r>
+      <w:r>
+        <w:pict w14:anchorId="4AB606BD">
+          <v:rect id="Horizontal Line 62" o:spid="_x0000_s1034" style="width:1096.65pt;height:.1pt;visibility:visible;mso-wrap-style:square;mso-left-percent:-10001;mso-top-percent:-10001;mso-position-horizontal:absolute;mso-position-horizontal-relative:char;mso-position-vertical:absolute;mso-position-vertical-relative:line;mso-left-percent:-10001;mso-top-percent:-10001;v-text-anchor:top" o:gfxdata="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" filled="f">
+            <o:lock v:ext="edit" rotation="t" aspectratio="t" verticies="t" text="t" shapetype="t"/>
+            <w10:anchorlock/>
+          </v:rect>
         </w:pict>
       </w:r>
     </w:p>
@@ -8688,13 +8758,15 @@
       </w:pPr>
       <w:r>
         <w:rPr>
-          <w:rFonts w:ascii="Times New Roman" w:eastAsia="Times New Roman" w:hAnsi="Times New Roman" w:cs="Times New Roman"/>
-          <w:kern w:val="0"/>
-          <w:lang w:eastAsia="en-GB"/>
-          <w14:ligatures w14:val="none"/>
-        </w:rPr>
-        <w:pict w14:anchorId="6C3993DC">
-          <v:rect id="_x0000_i1087" style="width:0;height:1.5pt" o:hralign="center" o:hrstd="t" o:hr="t" fillcolor="#a0a0a0" stroked="f"/>
+          <w:noProof/>
+        </w:rPr>
+      </w:r>
+      <w:r>
+        <w:pict w14:anchorId="76459B9D">
+          <v:rect id="Horizontal Line 63" o:spid="_x0000_s1033" style="width:1096.65pt;height:.1pt;visibility:visible;mso-wrap-style:square;mso-left-percent:-10001;mso-top-percent:-10001;mso-position-horizontal:absolute;mso-position-horizontal-relative:char;mso-position-vertical:absolute;mso-position-vertical-relative:line;mso-left-percent:-10001;mso-top-percent:-10001;v-text-anchor:top" o:gfxdata="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" filled="f">
+            <o:lock v:ext="edit" rotation="t" aspectratio="t" verticies="t" text="t" shapetype="t"/>
+            <w10:anchorlock/>
+          </v:rect>
         </w:pict>
       </w:r>
     </w:p>
@@ -9461,13 +9533,15 @@
       </w:pPr>
       <w:r>
         <w:rPr>
-          <w:rFonts w:ascii="Times New Roman" w:eastAsia="Times New Roman" w:hAnsi="Times New Roman" w:cs="Times New Roman"/>
           <w:noProof/>
-          <w:kern w:val="0"/>
-          <w:lang w:eastAsia="en-GB"/>
-        </w:rPr>
-        <w:pict w14:anchorId="3C26E862">
-          <v:rect id="_x0000_i1094" alt="" style="width:451.3pt;height:.05pt;mso-width-percent:0;mso-height-percent:0;mso-width-percent:0;mso-height-percent:0" o:hralign="center" o:hrstd="t" o:hr="t" fillcolor="#a0a0a0" stroked="f"/>
+        </w:rPr>
+      </w:r>
+      <w:r>
+        <w:pict w14:anchorId="17BEDCA1">
+          <v:rect id="Horizontal Line 64" o:spid="_x0000_s1032" style="width:1096.65pt;height:.1pt;visibility:visible;mso-wrap-style:square;mso-left-percent:-10001;mso-top-percent:-10001;mso-position-horizontal:absolute;mso-position-horizontal-relative:char;mso-position-vertical:absolute;mso-position-vertical-relative:line;mso-left-percent:-10001;mso-top-percent:-10001;v-text-anchor:top" o:gfxdata="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" filled="f">
+            <o:lock v:ext="edit" rotation="t" aspectratio="t" verticies="t" text="t" shapetype="t"/>
+            <w10:anchorlock/>
+          </v:rect>
         </w:pict>
       </w:r>
     </w:p>
@@ -9936,13 +10010,15 @@
       </w:pPr>
       <w:r>
         <w:rPr>
-          <w:rFonts w:ascii="Times New Roman" w:eastAsia="Times New Roman" w:hAnsi="Times New Roman" w:cs="Times New Roman"/>
           <w:noProof/>
-          <w:kern w:val="0"/>
-          <w:lang w:eastAsia="en-GB"/>
-        </w:rPr>
-        <w:pict w14:anchorId="739769AF">
-          <v:rect id="_x0000_i1093" style="width:0;height:1.5pt" o:hralign="center" o:hrstd="t" o:hr="t" fillcolor="#a0a0a0" stroked="f"/>
+        </w:rPr>
+      </w:r>
+      <w:r>
+        <w:pict w14:anchorId="32F0864D">
+          <v:rect id="Horizontal Line 65" o:spid="_x0000_s1031" style="width:1096.65pt;height:.1pt;visibility:visible;mso-wrap-style:square;mso-left-percent:-10001;mso-top-percent:-10001;mso-position-horizontal:absolute;mso-position-horizontal-relative:char;mso-position-vertical:absolute;mso-position-vertical-relative:line;mso-left-percent:-10001;mso-top-percent:-10001;v-text-anchor:top" o:gfxdata="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" filled="f">
+            <o:lock v:ext="edit" rotation="t" aspectratio="t" verticies="t" text="t" shapetype="t"/>
+            <w10:anchorlock/>
+          </v:rect>
         </w:pict>
       </w:r>
     </w:p>
@@ -10651,13 +10727,15 @@
       </w:pPr>
       <w:r>
         <w:rPr>
-          <w:rFonts w:ascii="Times New Roman" w:eastAsia="Times New Roman" w:hAnsi="Times New Roman" w:cs="Times New Roman"/>
           <w:noProof/>
-          <w:kern w:val="0"/>
-          <w:lang w:eastAsia="en-GB"/>
-        </w:rPr>
-        <w:pict w14:anchorId="2FD19C68">
-          <v:rect id="_x0000_i1092" alt="" style="width:451.3pt;height:.05pt;mso-width-percent:0;mso-height-percent:0;mso-width-percent:0;mso-height-percent:0" o:hralign="center" o:hrstd="t" o:hr="t" fillcolor="#a0a0a0" stroked="f"/>
+        </w:rPr>
+      </w:r>
+      <w:r>
+        <w:pict w14:anchorId="651F6430">
+          <v:rect id="Horizontal Line 66" o:spid="_x0000_s1030" style="width:1096.65pt;height:.1pt;visibility:visible;mso-wrap-style:square;mso-left-percent:-10001;mso-top-percent:-10001;mso-position-horizontal:absolute;mso-position-horizontal-relative:char;mso-position-vertical:absolute;mso-position-vertical-relative:line;mso-left-percent:-10001;mso-top-percent:-10001;v-text-anchor:top" o:gfxdata="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" filled="f">
+            <o:lock v:ext="edit" rotation="t" aspectratio="t" verticies="t" text="t" shapetype="t"/>
+            <w10:anchorlock/>
+          </v:rect>
         </w:pict>
       </w:r>
     </w:p>
@@ -11057,13 +11135,15 @@
       </w:pPr>
       <w:r>
         <w:rPr>
-          <w:rFonts w:ascii="Times New Roman" w:eastAsia="Times New Roman" w:hAnsi="Times New Roman" w:cs="Times New Roman"/>
           <w:noProof/>
-          <w:kern w:val="0"/>
-          <w:lang w:eastAsia="en-GB"/>
-        </w:rPr>
-        <w:pict w14:anchorId="7A3A1181">
-          <v:rect id="_x0000_i1091" alt="" style="width:451.3pt;height:.05pt;mso-width-percent:0;mso-height-percent:0;mso-width-percent:0;mso-height-percent:0" o:hralign="center" o:hrstd="t" o:hr="t" fillcolor="#a0a0a0" stroked="f"/>
+        </w:rPr>
+      </w:r>
+      <w:r>
+        <w:pict w14:anchorId="59FFD8A7">
+          <v:rect id="Horizontal Line 67" o:spid="_x0000_s1029" style="width:1096.65pt;height:.1pt;visibility:visible;mso-wrap-style:square;mso-left-percent:-10001;mso-top-percent:-10001;mso-position-horizontal:absolute;mso-position-horizontal-relative:char;mso-position-vertical:absolute;mso-position-vertical-relative:line;mso-left-percent:-10001;mso-top-percent:-10001;v-text-anchor:top" o:gfxdata="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" filled="f">
+            <o:lock v:ext="edit" rotation="t" aspectratio="t" verticies="t" text="t" shapetype="t"/>
+            <w10:anchorlock/>
+          </v:rect>
         </w:pict>
       </w:r>
     </w:p>
@@ -11344,13 +11424,15 @@
       </w:pPr>
       <w:r>
         <w:rPr>
-          <w:rFonts w:ascii="Times New Roman" w:eastAsia="Times New Roman" w:hAnsi="Times New Roman" w:cs="Times New Roman"/>
           <w:noProof/>
-          <w:kern w:val="0"/>
-          <w:lang w:eastAsia="en-GB"/>
-        </w:rPr>
-        <w:pict w14:anchorId="56DEB974">
-          <v:rect id="_x0000_i1090" alt="" style="width:451.3pt;height:.05pt;mso-width-percent:0;mso-height-percent:0;mso-width-percent:0;mso-height-percent:0" o:hralign="center" o:hrstd="t" o:hr="t" fillcolor="#a0a0a0" stroked="f"/>
+        </w:rPr>
+      </w:r>
+      <w:r>
+        <w:pict w14:anchorId="6A68CD3F">
+          <v:rect id="Horizontal Line 68" o:spid="_x0000_s1028" style="width:1096.65pt;height:.1pt;visibility:visible;mso-wrap-style:square;mso-left-percent:-10001;mso-top-percent:-10001;mso-position-horizontal:absolute;mso-position-horizontal-relative:char;mso-position-vertical:absolute;mso-position-vertical-relative:line;mso-left-percent:-10001;mso-top-percent:-10001;v-text-anchor:top" o:gfxdata="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" filled="f">
+            <o:lock v:ext="edit" rotation="t" aspectratio="t" verticies="t" text="t" shapetype="t"/>
+            <w10:anchorlock/>
+          </v:rect>
         </w:pict>
       </w:r>
     </w:p>
@@ -11631,13 +11713,15 @@
       </w:pPr>
       <w:r>
         <w:rPr>
-          <w:rFonts w:ascii="Times New Roman" w:eastAsia="Times New Roman" w:hAnsi="Times New Roman" w:cs="Times New Roman"/>
           <w:noProof/>
-          <w:kern w:val="0"/>
-          <w:lang w:eastAsia="en-GB"/>
-        </w:rPr>
-        <w:pict w14:anchorId="28AF1073">
-          <v:rect id="_x0000_i1089" alt="" style="width:451.3pt;height:.05pt;mso-width-percent:0;mso-height-percent:0;mso-width-percent:0;mso-height-percent:0" o:hralign="center" o:hrstd="t" o:hr="t" fillcolor="#a0a0a0" stroked="f"/>
+        </w:rPr>
+      </w:r>
+      <w:r>
+        <w:pict w14:anchorId="7DAA3F83">
+          <v:rect id="Horizontal Line 69" o:spid="_x0000_s1027" style="width:1096.65pt;height:.1pt;visibility:visible;mso-wrap-style:square;mso-left-percent:-10001;mso-top-percent:-10001;mso-position-horizontal:absolute;mso-position-horizontal-relative:char;mso-position-vertical:absolute;mso-position-vertical-relative:line;mso-left-percent:-10001;mso-top-percent:-10001;v-text-anchor:top" o:gfxdata="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" filled="f">
+            <o:lock v:ext="edit" rotation="t" aspectratio="t" verticies="t" text="t" shapetype="t"/>
+            <w10:anchorlock/>
+          </v:rect>
         </w:pict>
       </w:r>
     </w:p>
@@ -11761,13 +11845,15 @@
       </w:pPr>
       <w:r>
         <w:rPr>
-          <w:rFonts w:ascii="Times New Roman" w:eastAsia="Times New Roman" w:hAnsi="Times New Roman" w:cs="Times New Roman"/>
           <w:noProof/>
-          <w:kern w:val="0"/>
-          <w:lang w:eastAsia="en-GB"/>
-        </w:rPr>
-        <w:pict w14:anchorId="40E5F6F5">
-          <v:rect id="_x0000_i1088" style="width:0;height:1.5pt" o:hralign="center" o:hrstd="t" o:hr="t" fillcolor="#a0a0a0" stroked="f"/>
+        </w:rPr>
+      </w:r>
+      <w:r>
+        <w:pict w14:anchorId="09619BA7">
+          <v:rect id="Horizontal Line 70" o:spid="_x0000_s1026" style="width:1096.65pt;height:.1pt;visibility:visible;mso-wrap-style:square;mso-left-percent:-10001;mso-top-percent:-10001;mso-position-horizontal:absolute;mso-position-horizontal-relative:char;mso-position-vertical:absolute;mso-position-vertical-relative:line;mso-left-percent:-10001;mso-top-percent:-10001;v-text-anchor:top" o:gfxdata="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" filled="f">
+            <o:lock v:ext="edit" rotation="t" aspectratio="t" verticies="t" text="t" shapetype="t"/>
+            <w10:anchorlock/>
+          </v:rect>
         </w:pict>
       </w:r>
     </w:p>
@@ -19731,6 +19817,7 @@
   <w:num w:numId="51" w16cid:durableId="1341347021">
     <w:abstractNumId w:val="31"/>
   </w:num>
+  <w:numIdMacAtCleanup w:val="51"/>
 </w:numbering>
 </file>
 
